--- a/docs/manuscript/paper2/figtab/tables_en.docx
+++ b/docs/manuscript/paper2/figtab/tables_en.docx
@@ -703,7 +703,7 @@
                 <w:b w:val="0"/>
                 <w:sz w:val="18"/>
               </w:rPr>
-              <w:t>0.571 (6/6)</w:t>
+              <w:t>0.571 (6/6); 22.2% (972) of the supplied transit times are off by one period; corrected, 0.986 (post hoc; the table stays valid)</w:t>
             </w:r>
           </w:p>
         </w:tc>
@@ -718,7 +718,7 @@
                 <w:b w:val="0"/>
                 <w:sz w:val="18"/>
               </w:rPr>
-              <w:t>pass; the table is valid</w:t>
+              <w:t>passed; the table is valid</w:t>
             </w:r>
           </w:p>
         </w:tc>
@@ -1071,7 +1071,7 @@
                 <w:b w:val="0"/>
                 <w:sz w:val="18"/>
               </w:rPr>
-              <w:t>The skew-Gaussian route fails at every threshold; the gamma route splits in both part A and part B</w:t>
+              <w:t>The skew-Gaussian route fails at every threshold; the gamma route splits in both part A and part B (87.4% of its accepted fits lie on a search bound; widening the bounds gives 0.119 for ΔT in tier A)</w:t>
             </w:r>
           </w:p>
         </w:tc>
@@ -1901,6 +1901,15 @@
               </w:rPr>
               <w:t>Model-derived pulse transit time (positive control)</w:t>
             </w:r>
+            <w:r>
+              <w:rPr>
+                <w:rFonts w:ascii="Times New Roman" w:hAnsi="Times New Roman" w:eastAsia="Times New Roman"/>
+                <w:b w:val="0"/>
+                <w:sz w:val="20"/>
+                <w:vertAlign w:val="superscript"/>
+              </w:rPr>
+              <w:t>d</w:t>
+            </w:r>
           </w:p>
         </w:tc>
         <w:tc>
@@ -1944,7 +1953,7 @@
                 <w:b w:val="0"/>
                 <w:sz w:val="20"/>
               </w:rPr>
-              <w:t>pass</w:t>
+              <w:t>passed</w:t>
             </w:r>
           </w:p>
         </w:tc>
@@ -2002,6 +2011,24 @@
           <w:sz w:val="20"/>
         </w:rPr>
         <w:t xml:space="preserve"> The two rebuilt-version rows accepted few beats and are given by tier. Tier A, subjects accepted by the method itself; tier B, subjects accepted by every compared method; tier C, all subjects regardless of acceptance</w:t>
+      </w:r>
+    </w:p>
+    <w:p>
+      <w:r>
+        <w:rPr>
+          <w:rFonts w:ascii="Times New Roman" w:hAnsi="Times New Roman" w:eastAsia="Times New Roman"/>
+          <w:sz w:val="20"/>
+          <w:vertAlign w:val="superscript"/>
+        </w:rPr>
+        <w:t>d</w:t>
+      </w:r>
+      <w:r>
+        <w:rPr>
+          <w:rFonts w:ascii="Times New Roman" w:hAnsi="Times New Roman" w:eastAsia="Times New Roman"/>
+          <w:b w:val="0"/>
+          <w:sz w:val="20"/>
+        </w:rPr>
+        <w:t xml:space="preserve"> The positive control stays at 0.571 because 22.2% (972 subjects) of the supplied transit times are one period short; corrected, it is 0.986 (post hoc, exploratory; the table stays valid; lab_log entry 120). Of the fits accepted by the rebuilt gamma route, 87.4% lie on a search bound; widening the bounds gives 0.119 for ΔT in tier A (script 27; docs/research/roadmap_v1.md §9).</w:t>
       </w:r>
     </w:p>
     <w:p>
@@ -2651,7 +2678,7 @@
           <w:b w:val="0"/>
           <w:sz w:val="20"/>
         </w:rPr>
-        <w:t xml:space="preserve"> Bold, the rows and columns contrasted in the text (pulse wave velocity and heart rate). For fiducial-point ΔT the pulse-wave-velocity column is 12 times the heart-rate column; for decomposition ΔT only 1.6 times. In rank terms decomposition ΔT follows heart rate (−0.54) more than pulse wave velocity (−0.26).</w:t>
+        <w:t xml:space="preserve"> Bold, the rows and columns contrasted in the text (pulse wave velocity and heart rate). For fiducial-point ΔT the pulse-wave-velocity row is 12 times the heart-rate row; for decomposition ΔT only 1.6 times. In rank terms decomposition ΔT follows heart rate (−0.54) more than pulse wave velocity (−0.26).</w:t>
       </w:r>
     </w:p>
     <w:p>
@@ -6089,7 +6116,7 @@
           <w:sz w:val="20"/>
           <w:vertAlign w:val="superscript"/>
         </w:rPr>
-        <w:t>a, b, c, d, e</w:t>
+        <w:t>a, b, c, d, e, f, g</w:t>
       </w:r>
       <w:r>
         <w:rPr>
@@ -6648,7 +6675,7 @@
           <w:b w:val="0"/>
           <w:sz w:val="20"/>
         </w:rPr>
-        <w:t xml:space="preserve"> Subjects as in the decision test (4,374); waveform type by pda2.find_landmarks (type 1, dicrotic notch and diastolic peak present as extrema; type 3, no extrema, but the inflection point of the descending limb can stand in; type 4, neither found). Six age strata, at least 8 subjects per stratum. Median |ρ|; in parentheses, the number of strata with the predicted sign. The three left columns are ΔT × aortic PWV (predicted sign negative; positive for the early amplitude ratio), the two right columns RI × peripheral vascular resistance (positive).</w:t>
+        <w:t xml:space="preserve"> Subjects as in the decision test (4,374); waveform type by pda2.find_landmarks (type 1, dicrotic notch and diastolic peak present as extrema; type 3, no extrema, but the inflection point of the descending limb can stand in; type 4, neither found). Six age strata, at least 8 subjects per stratum. Median |ρ|; in parentheses, the number of strata with the predicted sign. The three left columns are ΔT × aortic PWV (predicted sign negative; positive for the early amplitude ratio), the two right columns RI × peripheral vascular resistance (positive). Fiducial-point values of type 4 are computed on the 72 of 105 subjects with supplied fiducial points (lab_log entries 137, 138).</w:t>
       </w:r>
     </w:p>
     <w:p>
@@ -6667,6 +6694,42 @@
           <w:sz w:val="20"/>
         </w:rPr>
         <w:t xml:space="preserve"> Bold, criterion met (median |ρ| ≥ 0.30 with the predicted sign in every stratum).</w:t>
+      </w:r>
+    </w:p>
+    <w:p>
+      <w:r>
+        <w:rPr>
+          <w:rFonts w:ascii="Times New Roman" w:hAnsi="Times New Roman" w:eastAsia="Times New Roman"/>
+          <w:sz w:val="20"/>
+          <w:vertAlign w:val="superscript"/>
+        </w:rPr>
+        <w:t>f</w:t>
+      </w:r>
+      <w:r>
+        <w:rPr>
+          <w:rFonts w:ascii="Times New Roman" w:hAnsi="Times New Roman" w:eastAsia="Times New Roman"/>
+          <w:b w:val="0"/>
+          <w:sz w:val="20"/>
+        </w:rPr>
+        <w:t xml:space="preserve"> The correlation in all subjects includes the mixing of types: fiducial-point ΔT is 0.710 in all subjects but 0.343 in type 1 and 0.430 in type 3. Within an age stratum, type 1 (notch retained) and type 3 (notch lost) separate and the type itself is a function of stiffness, so the difference between types raises the value in all subjects. This is part of the index reflecting stiffness, not a defect, but within a fixed type the association is weaker than in all subjects.</w:t>
+      </w:r>
+    </w:p>
+    <w:p>
+      <w:r>
+        <w:rPr>
+          <w:rFonts w:ascii="Times New Roman" w:hAnsi="Times New Roman" w:eastAsia="Times New Roman"/>
+          <w:sz w:val="20"/>
+          <w:vertAlign w:val="superscript"/>
+        </w:rPr>
+        <w:t>g</w:t>
+      </w:r>
+      <w:r>
+        <w:rPr>
+          <w:rFonts w:ascii="Times New Roman" w:hAnsi="Times New Roman" w:eastAsia="Times New Roman"/>
+          <w:b w:val="0"/>
+          <w:sz w:val="20"/>
+        </w:rPr>
+        <w:t xml:space="preserve"> Predictions fixed before the run (lab_log entry 136): (P1) fiducial-point ΔT × aortic PWV has median |ρ| ≥ 0.30 and a negative sign in every stratum in both types 1 and 3; (P2) frozen ΔT (tier A) differs from fiducial-point ΔT by a median |difference| below 5 ms with |ρ| ≥ 0.30 in type 1, and by at least 20 ms with |ρ| below 0.30 in type 3; (P3) frozen RI (tier A) is within 0.01 of fiducial-point RI with |ρ| within 0.05 in type 1, and does not agree in type 3; (P4) type 4 has at most 3 strata with at least 8 subjects; (P5) the share of type 1 falls monotonically with age. Only P4 was met (P1, P2, P3 and P5 were not; lab_log entry 137).</w:t>
       </w:r>
     </w:p>
     <w:p>
@@ -6768,7 +6831,7 @@
                 <w:b/>
                 <w:sz w:val="20"/>
               </w:rPr>
-              <w:t>Width of peripheral vascular resistance</w:t>
+              <w:t>Width of peripheral vascular resistance [Pa·s/m³]</w:t>
             </w:r>
           </w:p>
         </w:tc>
@@ -7181,7 +7244,7 @@
           <w:b w:val="0"/>
           <w:sz w:val="20"/>
         </w:rPr>
-        <w:t xml:space="preserve"> Type-1 values must not be read as a failure of the methods: restricted to type 1, aortic PWV barely varies within an age stratum. The interquartile range was taken per age stratum and its median across strata is shown (units as distributed with PWDB). This table was made after the weakness of type 1 was seen; no prediction was fixed and no test is made. Bold, the values contrasted in the text.</w:t>
+        <w:t xml:space="preserve"> Type-1 values must not be read as a failure of the methods: restricted to type 1, aortic PWV barely varies within an age stratum. The interquartile range was taken per age stratum and its median across strata is shown (units as distributed with PWDB: aortic PWV in m/s, peripheral vascular resistance in Pa·s/m³). This table was made after the weakness of type 1 was seen; no prediction was fixed and no test is made. Bold, the values contrasted in the text.</w:t>
       </w:r>
     </w:p>
     <w:p>
@@ -8025,7 +8088,7 @@
                 <w:b w:val="0"/>
                 <w:sz w:val="18"/>
               </w:rPr>
-              <w:t>Candidate (3) of entry 139; 0.65 was set (script 24, entry 139) before real data were seen (entry 145)</w:t>
+              <w:t>Candidate (3) of entry 139; 0.65 fixed before fitting real data; equals the notch search limit (entries 139, 145)</w:t>
             </w:r>
           </w:p>
         </w:tc>
@@ -8595,6 +8658,98 @@
                 <w:sz w:val="18"/>
               </w:rPr>
               <w:t>Reference for type 3; tier B is a subset favourable to decomposition, hence below tier C (entry 158)</w:t>
+            </w:r>
+          </w:p>
+        </w:tc>
+      </w:tr>
+      <w:tr>
+        <w:tc>
+          <w:tcPr>
+            <w:tcW w:type="dxa" w:w="2428"/>
+          </w:tcPr>
+          <w:p>
+            <w:r>
+              <w:rPr>
+                <w:rFonts w:ascii="Times New Roman" w:hAnsi="Times New Roman" w:eastAsia="Times New Roman"/>
+                <w:b w:val="0"/>
+                <w:sz w:val="18"/>
+              </w:rPr>
+              <w:t>(B) Tier B and noise (frozen, (6b), (9))</w:t>
+            </w:r>
+          </w:p>
+        </w:tc>
+        <w:tc>
+          <w:tcPr>
+            <w:tcW w:type="dxa" w:w="2428"/>
+          </w:tcPr>
+          <w:p>
+            <w:r>
+              <w:rPr>
+                <w:rFonts w:ascii="Times New Roman" w:hAnsi="Times New Roman" w:eastAsia="Times New Roman"/>
+                <w:b w:val="0"/>
+                <w:sz w:val="18"/>
+              </w:rPr>
+              <w:t>Common accepted subset of the three fits (tier B); refit with 1% and 2% white noise added</w:t>
+            </w:r>
+          </w:p>
+        </w:tc>
+        <w:tc>
+          <w:tcPr>
+            <w:tcW w:type="dxa" w:w="2428"/>
+          </w:tcPr>
+          <w:p>
+            <w:r>
+              <w:rPr>
+                <w:rFonts w:ascii="Times New Roman" w:hAnsi="Times New Roman" w:eastAsia="Times New Roman"/>
+                <w:b w:val="0"/>
+                <w:sz w:val="18"/>
+              </w:rPr>
+              <w:t>RI of (6b) met the criterion in tier A only (entry 149, question 1); noise untested (entry 148)</w:t>
+            </w:r>
+          </w:p>
+        </w:tc>
+        <w:tc>
+          <w:tcPr>
+            <w:tcW w:type="dxa" w:w="2428"/>
+          </w:tcPr>
+          <w:p>
+            <w:r>
+              <w:rPr>
+                <w:rFonts w:ascii="Times New Roman" w:hAnsi="Times New Roman" w:eastAsia="Times New Roman"/>
+                <w:b w:val="0"/>
+                <w:sz w:val="18"/>
+              </w:rPr>
+              <w:t>B ≥ 0.30 in all strata: fit quality; &lt; 0.10 above frozen: selection; noise: &lt; 0.30 at 1% (entry 153)</w:t>
+            </w:r>
+          </w:p>
+        </w:tc>
+        <w:tc>
+          <w:tcPr>
+            <w:tcW w:type="dxa" w:w="2428"/>
+          </w:tcPr>
+          <w:p>
+            <w:r>
+              <w:rPr>
+                <w:rFonts w:ascii="Times New Roman" w:hAnsi="Times New Roman" w:eastAsia="Times New Roman"/>
+                <w:b w:val="0"/>
+                <w:sz w:val="18"/>
+              </w:rPr>
+              <w:t>(6b) RI tier B 0.381; 1% 0.266; 2% 0.168. (9) pass rate 0.510, 0.326, 0.290</w:t>
+            </w:r>
+          </w:p>
+        </w:tc>
+        <w:tc>
+          <w:tcPr>
+            <w:tcW w:type="dxa" w:w="2428"/>
+          </w:tcPr>
+          <w:p>
+            <w:r>
+              <w:rPr>
+                <w:rFonts w:ascii="Times New Roman" w:hAnsi="Times New Roman" w:eastAsia="Times New Roman"/>
+                <w:b w:val="0"/>
+                <w:sz w:val="18"/>
+              </w:rPr>
+              <w:t>RI: fit quality and selection both; not noise-robust. Derivative: rule unmet at 1%, pass rate below at 2% (entry 158)</w:t>
             </w:r>
           </w:p>
         </w:tc>
@@ -8692,7 +8847,7 @@
           <w:b w:val="0"/>
           <w:sz w:val="20"/>
         </w:rPr>
-        <w:t>Type-3 correlations when the handling of the diastolic decline is changed (exploratory, post hoc, 4,374 subjects)</w:t>
+        <w:t>Type-3 correlations when the handling of the diastolic decline is changed (exploratory, post hoc; type 3, 3,378 of the 4,374 subjects refitted)</w:t>
       </w:r>
       <w:r>
         <w:rPr>
@@ -8701,7 +8856,7 @@
           <w:sz w:val="20"/>
           <w:vertAlign w:val="superscript"/>
         </w:rPr>
-        <w:t>a, b, c, d, e</w:t>
+        <w:t>a, b, c, d, e, f, g</w:t>
       </w:r>
       <w:r>
         <w:rPr>
@@ -9632,10 +9787,25 @@
             <w:r>
               <w:rPr>
                 <w:rFonts w:ascii="Times New Roman" w:hAnsi="Times New Roman" w:eastAsia="Times New Roman"/>
+                <w:b w:val="0"/>
+                <w:sz w:val="20"/>
+              </w:rPr>
+              <w:t>(6b) Fit truncated at 0.65 of the beat length</w:t>
+            </w:r>
+          </w:p>
+        </w:tc>
+        <w:tc>
+          <w:tcPr>
+            <w:tcW w:type="dxa" w:w="2081"/>
+          </w:tcPr>
+          <w:p>
+            <w:r>
+              <w:rPr>
+                <w:rFonts w:ascii="Times New Roman" w:hAnsi="Times New Roman" w:eastAsia="Times New Roman"/>
                 <w:b/>
                 <w:sz w:val="20"/>
               </w:rPr>
-              <w:t>(6b) Fit truncated at 0.65 of the beat length</w:t>
+              <w:t>0.828 (6/6)</w:t>
             </w:r>
           </w:p>
         </w:tc>
@@ -9650,7 +9820,7 @@
                 <w:b/>
                 <w:sz w:val="20"/>
               </w:rPr>
-              <w:t>0.828 (6/6)</w:t>
+              <w:t>0.596 (6/6)</w:t>
             </w:r>
           </w:p>
         </w:tc>
@@ -9665,7 +9835,7 @@
                 <w:b/>
                 <w:sz w:val="20"/>
               </w:rPr>
-              <w:t>0.596 (6/6)</w:t>
+              <w:t>0.530 (6/6)</w:t>
             </w:r>
           </w:p>
         </w:tc>
@@ -9677,10 +9847,10 @@
             <w:r>
               <w:rPr>
                 <w:rFonts w:ascii="Times New Roman" w:hAnsi="Times New Roman" w:eastAsia="Times New Roman"/>
-                <w:b/>
-                <w:sz w:val="20"/>
-              </w:rPr>
-              <w:t>0.530 (6/6)</w:t>
+                <w:b w:val="0"/>
+                <w:sz w:val="20"/>
+              </w:rPr>
+              <w:t>0.107 (6/6)</w:t>
             </w:r>
           </w:p>
         </w:tc>
@@ -9695,7 +9865,7 @@
                 <w:b w:val="0"/>
                 <w:sz w:val="20"/>
               </w:rPr>
-              <w:t>0.107 (6/6)</w:t>
+              <w:t>0.413</w:t>
             </w:r>
           </w:p>
         </w:tc>
@@ -9708,21 +9878,6 @@
               <w:rPr>
                 <w:rFonts w:ascii="Times New Roman" w:hAnsi="Times New Roman" w:eastAsia="Times New Roman"/>
                 <w:b w:val="0"/>
-                <w:sz w:val="20"/>
-              </w:rPr>
-              <w:t>0.413</w:t>
-            </w:r>
-          </w:p>
-        </w:tc>
-        <w:tc>
-          <w:tcPr>
-            <w:tcW w:type="dxa" w:w="2081"/>
-          </w:tcPr>
-          <w:p>
-            <w:r>
-              <w:rPr>
-                <w:rFonts w:ascii="Times New Roman" w:hAnsi="Times New Roman" w:eastAsia="Times New Roman"/>
-                <w:b/>
                 <w:sz w:val="20"/>
               </w:rPr>
               <w:t>+25.8 ms</w:t>
@@ -10060,7 +10215,7 @@
             <w:r>
               <w:rPr>
                 <w:rFonts w:ascii="Times New Roman" w:hAnsi="Times New Roman" w:eastAsia="Times New Roman"/>
-                <w:b/>
+                <w:b w:val="0"/>
                 <w:sz w:val="20"/>
               </w:rPr>
               <w:t>(9) Residual taken in the first-derivative domain</w:t>
@@ -10335,7 +10490,7 @@
           <w:b w:val="0"/>
           <w:sz w:val="20"/>
         </w:rPr>
-        <w:t xml:space="preserve"> Refits of the same beats of the same 4,374 subjects. The two-kernel model has no term for the diastolic decline, so versions that change only its handling are grouped into those that add a term for the decline and those that exclude it from the fit or down-weight it in the residual. The main fraction 0.65 was fixed before this analysis and was not re-chosen after seeing these numbers (lab_log entry 145). The last column is the median difference between the peak of the second component and the diastolic fiducial point supplied with PWDB (positive, second component later).</w:t>
+        <w:t xml:space="preserve"> Refits of the same beats of the same 4,374 subjects. The two-kernel model has no term for the diastolic decline, so versions that change only its handling are grouped into those that add a term for the decline and those that exclude it from the fit or down-weight it in the residual. The main fraction 0.65 was fixed before this analysis (candidate (3) of lab_log entry 139, before any real data were fitted; the same value is the upper limit of the notch search, NOTCH_MAX_FRAC, of the rebuilt fiducial-point detection) and was not re-chosen after seeing these numbers (lab_log entry 145). T, beat length. The last column is the median difference between the peak of the second component and the diastolic fiducial point supplied with PWDB (positive, second component later).</w:t>
       </w:r>
     </w:p>
     <w:p>
@@ -10354,6 +10509,1037 @@
           <w:sz w:val="20"/>
         </w:rPr>
         <w:t xml:space="preserve"> Bold, criterion met (median |ρ| ≥ 0.30 with the predicted sign in every stratum).</w:t>
+      </w:r>
+    </w:p>
+    <w:p>
+      <w:r>
+        <w:rPr>
+          <w:rFonts w:ascii="Times New Roman" w:hAnsi="Times New Roman" w:eastAsia="Times New Roman"/>
+          <w:sz w:val="20"/>
+          <w:vertAlign w:val="superscript"/>
+        </w:rPr>
+        <w:t>f</w:t>
+      </w:r>
+      <w:r>
+        <w:rPr>
+          <w:rFonts w:ascii="Times New Roman" w:hAnsi="Times New Roman" w:eastAsia="Times New Roman"/>
+          <w:b w:val="0"/>
+          <w:sz w:val="20"/>
+        </w:rPr>
+        <w:t xml:space="preserve"> Versions not shown and optimism of the selection. Section C fitted 14 versions. (4b) (reservoir term with the delay bound 0.01 s) and (6) (0.65 truncation with the same bound) are omitted because relaxing the bound barely changes the values (type 3, ΔT × aortic PWV, tier A: (6) 0.826 vs (6b) 0.828; pass rate (4b) 0.092 vs (4) 0.088; lab_log entries 144, 146). The better versions were chosen post hoc from 14, so their values are optimistic.</w:t>
+      </w:r>
+    </w:p>
+    <w:p>
+      <w:r>
+        <w:rPr>
+          <w:rFonts w:ascii="Times New Roman" w:hAnsi="Times New Roman" w:eastAsia="Times New Roman"/>
+          <w:sz w:val="20"/>
+          <w:vertAlign w:val="superscript"/>
+        </w:rPr>
+        <w:t>g</w:t>
+      </w:r>
+      <w:r>
+        <w:rPr>
+          <w:rFonts w:ascii="Times New Roman" w:hAnsi="Times New Roman" w:eastAsia="Times New Roman"/>
+          <w:b w:val="0"/>
+          <w:sz w:val="20"/>
+        </w:rPr>
+        <w:t xml:space="preserve"> The fiducial-point reference of 0.430 is the value within type 3. In all 4,374 subjects fiducial-point analysis gives 0.710 (table 2); it is lower within type 3 because the type itself depends on stiffness and the difference between types raises the value in all subjects (table 6a). Values of the truncated fit in all subjects and in type 1 are in table 8b. Bold is given only to values that meet the criterion.</w:t>
+      </w:r>
+    </w:p>
+    <w:p>
+      <w:r>
+        <w:br w:type="page"/>
+      </w:r>
+    </w:p>
+    <w:p>
+      <w:r>
+        <w:rPr>
+          <w:rFonts w:ascii="Times New Roman" w:hAnsi="Times New Roman" w:eastAsia="Times New Roman"/>
+          <w:b/>
+          <w:sz w:val="20"/>
+        </w:rPr>
+        <w:t xml:space="preserve">Table 8b. </w:t>
+      </w:r>
+      <w:r>
+        <w:rPr>
+          <w:rFonts w:ascii="Times New Roman" w:hAnsi="Times New Roman" w:eastAsia="Times New Roman"/>
+          <w:b w:val="0"/>
+          <w:sz w:val="20"/>
+        </w:rPr>
+        <w:t>Truncated and derivative-domain fits in all subjects and in types 1 and 4 (exploratory, post hoc)</w:t>
+      </w:r>
+      <w:r>
+        <w:rPr>
+          <w:rFonts w:ascii="Times New Roman" w:hAnsi="Times New Roman" w:eastAsia="Times New Roman"/>
+          <w:b w:val="0"/>
+          <w:sz w:val="20"/>
+          <w:vertAlign w:val="superscript"/>
+        </w:rPr>
+        <w:t>a, b, c, d, e, f</w:t>
+      </w:r>
+      <w:r>
+        <w:rPr>
+          <w:rFonts w:ascii="Times New Roman" w:hAnsi="Times New Roman" w:eastAsia="Times New Roman"/>
+          <w:b w:val="0"/>
+          <w:sz w:val="20"/>
+        </w:rPr>
+        <w:t>.</w:t>
+      </w:r>
+    </w:p>
+    <w:tbl>
+      <w:tblPr>
+        <w:tblStyle w:val="TableGrid"/>
+        <w:tblW w:type="auto" w:w="0"/>
+        <w:tblLayout w:type="autofit"/>
+        <w:tblLook w:firstColumn="1" w:firstRow="1" w:lastColumn="0" w:lastRow="0" w:noHBand="0" w:noVBand="1" w:val="04A0"/>
+      </w:tblPr>
+      <w:tblGrid>
+        <w:gridCol w:w="2428"/>
+        <w:gridCol w:w="2428"/>
+        <w:gridCol w:w="2428"/>
+        <w:gridCol w:w="2428"/>
+        <w:gridCol w:w="2428"/>
+        <w:gridCol w:w="2428"/>
+      </w:tblGrid>
+      <w:tr>
+        <w:trPr>
+          <w:tblHeader w:val="true"/>
+        </w:trPr>
+        <w:tc>
+          <w:tcPr>
+            <w:tcW w:type="dxa" w:w="2428"/>
+          </w:tcPr>
+          <w:p>
+            <w:r>
+              <w:rPr>
+                <w:rFonts w:ascii="Times New Roman" w:hAnsi="Times New Roman" w:eastAsia="Times New Roman"/>
+                <w:b/>
+                <w:sz w:val="20"/>
+              </w:rPr>
+              <w:t>Index, fit</w:t>
+            </w:r>
+          </w:p>
+        </w:tc>
+        <w:tc>
+          <w:tcPr>
+            <w:tcW w:type="dxa" w:w="2428"/>
+          </w:tcPr>
+          <w:p>
+            <w:r>
+              <w:rPr>
+                <w:rFonts w:ascii="Times New Roman" w:hAnsi="Times New Roman" w:eastAsia="Times New Roman"/>
+                <w:b/>
+                <w:sz w:val="20"/>
+              </w:rPr>
+              <w:t>Tier</w:t>
+            </w:r>
+          </w:p>
+        </w:tc>
+        <w:tc>
+          <w:tcPr>
+            <w:tcW w:type="dxa" w:w="2428"/>
+          </w:tcPr>
+          <w:p>
+            <w:r>
+              <w:rPr>
+                <w:rFonts w:ascii="Times New Roman" w:hAnsi="Times New Roman" w:eastAsia="Times New Roman"/>
+                <w:b/>
+                <w:sz w:val="20"/>
+              </w:rPr>
+              <w:t>Type 1 (891)</w:t>
+            </w:r>
+          </w:p>
+        </w:tc>
+        <w:tc>
+          <w:tcPr>
+            <w:tcW w:type="dxa" w:w="2428"/>
+          </w:tcPr>
+          <w:p>
+            <w:r>
+              <w:rPr>
+                <w:rFonts w:ascii="Times New Roman" w:hAnsi="Times New Roman" w:eastAsia="Times New Roman"/>
+                <w:b/>
+                <w:sz w:val="20"/>
+              </w:rPr>
+              <w:t>Type 3 (3,378)</w:t>
+            </w:r>
+          </w:p>
+        </w:tc>
+        <w:tc>
+          <w:tcPr>
+            <w:tcW w:type="dxa" w:w="2428"/>
+          </w:tcPr>
+          <w:p>
+            <w:r>
+              <w:rPr>
+                <w:rFonts w:ascii="Times New Roman" w:hAnsi="Times New Roman" w:eastAsia="Times New Roman"/>
+                <w:b/>
+                <w:sz w:val="20"/>
+              </w:rPr>
+              <w:t>Type 4 (105)</w:t>
+            </w:r>
+          </w:p>
+        </w:tc>
+        <w:tc>
+          <w:tcPr>
+            <w:tcW w:type="dxa" w:w="2428"/>
+          </w:tcPr>
+          <w:p>
+            <w:r>
+              <w:rPr>
+                <w:rFonts w:ascii="Times New Roman" w:hAnsi="Times New Roman" w:eastAsia="Times New Roman"/>
+                <w:b/>
+                <w:sz w:val="20"/>
+              </w:rPr>
+              <w:t>All (4,374)</w:t>
+            </w:r>
+          </w:p>
+        </w:tc>
+      </w:tr>
+      <w:tr>
+        <w:tc>
+          <w:tcPr>
+            <w:tcW w:type="dxa" w:w="2428"/>
+          </w:tcPr>
+          <w:p>
+            <w:r>
+              <w:rPr>
+                <w:rFonts w:ascii="Times New Roman" w:hAnsi="Times New Roman" w:eastAsia="Times New Roman"/>
+                <w:b w:val="0"/>
+                <w:sz w:val="20"/>
+              </w:rPr>
+              <w:t>ΔT × aortic PWV, frozen fit</w:t>
+            </w:r>
+          </w:p>
+        </w:tc>
+        <w:tc>
+          <w:tcPr>
+            <w:tcW w:type="dxa" w:w="2428"/>
+          </w:tcPr>
+          <w:p>
+            <w:r>
+              <w:rPr>
+                <w:rFonts w:ascii="Times New Roman" w:hAnsi="Times New Roman" w:eastAsia="Times New Roman"/>
+                <w:b w:val="0"/>
+                <w:sz w:val="20"/>
+              </w:rPr>
+              <w:t>A</w:t>
+            </w:r>
+          </w:p>
+        </w:tc>
+        <w:tc>
+          <w:tcPr>
+            <w:tcW w:type="dxa" w:w="2428"/>
+          </w:tcPr>
+          <w:p>
+            <w:r>
+              <w:rPr>
+                <w:rFonts w:ascii="Times New Roman" w:hAnsi="Times New Roman" w:eastAsia="Times New Roman"/>
+                <w:b w:val="0"/>
+                <w:sz w:val="20"/>
+              </w:rPr>
+              <w:t>0.224 (4/6)</w:t>
+            </w:r>
+          </w:p>
+        </w:tc>
+        <w:tc>
+          <w:tcPr>
+            <w:tcW w:type="dxa" w:w="2428"/>
+          </w:tcPr>
+          <w:p>
+            <w:r>
+              <w:rPr>
+                <w:rFonts w:ascii="Times New Roman" w:hAnsi="Times New Roman" w:eastAsia="Times New Roman"/>
+                <w:b w:val="0"/>
+                <w:sz w:val="20"/>
+              </w:rPr>
+              <w:t>0.220 (6/6)</w:t>
+            </w:r>
+          </w:p>
+        </w:tc>
+        <w:tc>
+          <w:tcPr>
+            <w:tcW w:type="dxa" w:w="2428"/>
+          </w:tcPr>
+          <w:p>
+            <w:r>
+              <w:rPr>
+                <w:rFonts w:ascii="Times New Roman" w:hAnsi="Times New Roman" w:eastAsia="Times New Roman"/>
+                <w:b w:val="0"/>
+                <w:sz w:val="20"/>
+              </w:rPr>
+              <w:t>0.472 (3/3)</w:t>
+            </w:r>
+          </w:p>
+        </w:tc>
+        <w:tc>
+          <w:tcPr>
+            <w:tcW w:type="dxa" w:w="2428"/>
+          </w:tcPr>
+          <w:p>
+            <w:r>
+              <w:rPr>
+                <w:rFonts w:ascii="Times New Roman" w:hAnsi="Times New Roman" w:eastAsia="Times New Roman"/>
+                <w:b w:val="0"/>
+                <w:sz w:val="20"/>
+              </w:rPr>
+              <w:t>0.223 (6/6)</w:t>
+            </w:r>
+          </w:p>
+        </w:tc>
+      </w:tr>
+      <w:tr>
+        <w:tc>
+          <w:tcPr>
+            <w:tcW w:type="dxa" w:w="2428"/>
+          </w:tcPr>
+          <w:p>
+            <w:r>
+              <w:rPr>
+                <w:rFonts w:ascii="Times New Roman" w:hAnsi="Times New Roman" w:eastAsia="Times New Roman"/>
+                <w:b w:val="0"/>
+                <w:sz w:val="20"/>
+              </w:rPr>
+              <w:t>ΔT × aortic PWV, frozen fit</w:t>
+            </w:r>
+          </w:p>
+        </w:tc>
+        <w:tc>
+          <w:tcPr>
+            <w:tcW w:type="dxa" w:w="2428"/>
+          </w:tcPr>
+          <w:p>
+            <w:r>
+              <w:rPr>
+                <w:rFonts w:ascii="Times New Roman" w:hAnsi="Times New Roman" w:eastAsia="Times New Roman"/>
+                <w:b w:val="0"/>
+                <w:sz w:val="20"/>
+              </w:rPr>
+              <w:t>C</w:t>
+            </w:r>
+          </w:p>
+        </w:tc>
+        <w:tc>
+          <w:tcPr>
+            <w:tcW w:type="dxa" w:w="2428"/>
+          </w:tcPr>
+          <w:p>
+            <w:r>
+              <w:rPr>
+                <w:rFonts w:ascii="Times New Roman" w:hAnsi="Times New Roman" w:eastAsia="Times New Roman"/>
+                <w:b w:val="0"/>
+                <w:sz w:val="20"/>
+              </w:rPr>
+              <w:t>—</w:t>
+            </w:r>
+          </w:p>
+        </w:tc>
+        <w:tc>
+          <w:tcPr>
+            <w:tcW w:type="dxa" w:w="2428"/>
+          </w:tcPr>
+          <w:p>
+            <w:r>
+              <w:rPr>
+                <w:rFonts w:ascii="Times New Roman" w:hAnsi="Times New Roman" w:eastAsia="Times New Roman"/>
+                <w:b w:val="0"/>
+                <w:sz w:val="20"/>
+              </w:rPr>
+              <w:t>0.207 (6/6)</w:t>
+            </w:r>
+          </w:p>
+        </w:tc>
+        <w:tc>
+          <w:tcPr>
+            <w:tcW w:type="dxa" w:w="2428"/>
+          </w:tcPr>
+          <w:p>
+            <w:r>
+              <w:rPr>
+                <w:rFonts w:ascii="Times New Roman" w:hAnsi="Times New Roman" w:eastAsia="Times New Roman"/>
+                <w:b w:val="0"/>
+                <w:sz w:val="20"/>
+              </w:rPr>
+              <w:t>—</w:t>
+            </w:r>
+          </w:p>
+        </w:tc>
+        <w:tc>
+          <w:tcPr>
+            <w:tcW w:type="dxa" w:w="2428"/>
+          </w:tcPr>
+          <w:p>
+            <w:r>
+              <w:rPr>
+                <w:rFonts w:ascii="Times New Roman" w:hAnsi="Times New Roman" w:eastAsia="Times New Roman"/>
+                <w:b w:val="0"/>
+                <w:sz w:val="20"/>
+              </w:rPr>
+              <w:t>0.205 (6/6)</w:t>
+            </w:r>
+          </w:p>
+        </w:tc>
+      </w:tr>
+      <w:tr>
+        <w:tc>
+          <w:tcPr>
+            <w:tcW w:type="dxa" w:w="2428"/>
+          </w:tcPr>
+          <w:p>
+            <w:r>
+              <w:rPr>
+                <w:rFonts w:ascii="Times New Roman" w:hAnsi="Times New Roman" w:eastAsia="Times New Roman"/>
+                <w:b w:val="0"/>
+                <w:sz w:val="20"/>
+              </w:rPr>
+              <w:t>ΔT × aortic PWV, truncated at 0.65T (delay bound 0.01 s)</w:t>
+            </w:r>
+          </w:p>
+        </w:tc>
+        <w:tc>
+          <w:tcPr>
+            <w:tcW w:type="dxa" w:w="2428"/>
+          </w:tcPr>
+          <w:p>
+            <w:r>
+              <w:rPr>
+                <w:rFonts w:ascii="Times New Roman" w:hAnsi="Times New Roman" w:eastAsia="Times New Roman"/>
+                <w:b w:val="0"/>
+                <w:sz w:val="20"/>
+              </w:rPr>
+              <w:t>A</w:t>
+            </w:r>
+          </w:p>
+        </w:tc>
+        <w:tc>
+          <w:tcPr>
+            <w:tcW w:type="dxa" w:w="2428"/>
+          </w:tcPr>
+          <w:p>
+            <w:r>
+              <w:rPr>
+                <w:rFonts w:ascii="Times New Roman" w:hAnsi="Times New Roman" w:eastAsia="Times New Roman"/>
+                <w:b w:val="0"/>
+                <w:sz w:val="20"/>
+              </w:rPr>
+              <w:t>0.193 (3/6)</w:t>
+            </w:r>
+          </w:p>
+        </w:tc>
+        <w:tc>
+          <w:tcPr>
+            <w:tcW w:type="dxa" w:w="2428"/>
+          </w:tcPr>
+          <w:p>
+            <w:r>
+              <w:rPr>
+                <w:rFonts w:ascii="Times New Roman" w:hAnsi="Times New Roman" w:eastAsia="Times New Roman"/>
+                <w:b/>
+                <w:sz w:val="20"/>
+              </w:rPr>
+              <w:t>0.826 (6/6)</w:t>
+            </w:r>
+          </w:p>
+        </w:tc>
+        <w:tc>
+          <w:tcPr>
+            <w:tcW w:type="dxa" w:w="2428"/>
+          </w:tcPr>
+          <w:p>
+            <w:r>
+              <w:rPr>
+                <w:rFonts w:ascii="Times New Roman" w:hAnsi="Times New Roman" w:eastAsia="Times New Roman"/>
+                <w:b w:val="0"/>
+                <w:sz w:val="20"/>
+              </w:rPr>
+              <w:t>0.540 (3/3)</w:t>
+            </w:r>
+          </w:p>
+        </w:tc>
+        <w:tc>
+          <w:tcPr>
+            <w:tcW w:type="dxa" w:w="2428"/>
+          </w:tcPr>
+          <w:p>
+            <w:r>
+              <w:rPr>
+                <w:rFonts w:ascii="Times New Roman" w:hAnsi="Times New Roman" w:eastAsia="Times New Roman"/>
+                <w:b w:val="0"/>
+                <w:sz w:val="20"/>
+              </w:rPr>
+              <w:t>0.808 (5/6)</w:t>
+            </w:r>
+          </w:p>
+        </w:tc>
+      </w:tr>
+      <w:tr>
+        <w:tc>
+          <w:tcPr>
+            <w:tcW w:type="dxa" w:w="2428"/>
+          </w:tcPr>
+          <w:p>
+            <w:r>
+              <w:rPr>
+                <w:rFonts w:ascii="Times New Roman" w:hAnsi="Times New Roman" w:eastAsia="Times New Roman"/>
+                <w:b w:val="0"/>
+                <w:sz w:val="20"/>
+              </w:rPr>
+              <w:t>ΔT × aortic PWV, truncated at 0.65T (delay bound 0.01 s)</w:t>
+            </w:r>
+          </w:p>
+        </w:tc>
+        <w:tc>
+          <w:tcPr>
+            <w:tcW w:type="dxa" w:w="2428"/>
+          </w:tcPr>
+          <w:p>
+            <w:r>
+              <w:rPr>
+                <w:rFonts w:ascii="Times New Roman" w:hAnsi="Times New Roman" w:eastAsia="Times New Roman"/>
+                <w:b w:val="0"/>
+                <w:sz w:val="20"/>
+              </w:rPr>
+              <w:t>C</w:t>
+            </w:r>
+          </w:p>
+        </w:tc>
+        <w:tc>
+          <w:tcPr>
+            <w:tcW w:type="dxa" w:w="2428"/>
+          </w:tcPr>
+          <w:p>
+            <w:r>
+              <w:rPr>
+                <w:rFonts w:ascii="Times New Roman" w:hAnsi="Times New Roman" w:eastAsia="Times New Roman"/>
+                <w:b w:val="0"/>
+                <w:sz w:val="20"/>
+              </w:rPr>
+              <w:t>0.219 (4/6)</w:t>
+            </w:r>
+          </w:p>
+        </w:tc>
+        <w:tc>
+          <w:tcPr>
+            <w:tcW w:type="dxa" w:w="2428"/>
+          </w:tcPr>
+          <w:p>
+            <w:r>
+              <w:rPr>
+                <w:rFonts w:ascii="Times New Roman" w:hAnsi="Times New Roman" w:eastAsia="Times New Roman"/>
+                <w:b/>
+                <w:sz w:val="20"/>
+              </w:rPr>
+              <w:t>0.586 (6/6)</w:t>
+            </w:r>
+          </w:p>
+        </w:tc>
+        <w:tc>
+          <w:tcPr>
+            <w:tcW w:type="dxa" w:w="2428"/>
+          </w:tcPr>
+          <w:p>
+            <w:r>
+              <w:rPr>
+                <w:rFonts w:ascii="Times New Roman" w:hAnsi="Times New Roman" w:eastAsia="Times New Roman"/>
+                <w:b w:val="0"/>
+                <w:sz w:val="20"/>
+              </w:rPr>
+              <w:t>0.598 (3/3)</w:t>
+            </w:r>
+          </w:p>
+        </w:tc>
+        <w:tc>
+          <w:tcPr>
+            <w:tcW w:type="dxa" w:w="2428"/>
+          </w:tcPr>
+          <w:p>
+            <w:r>
+              <w:rPr>
+                <w:rFonts w:ascii="Times New Roman" w:hAnsi="Times New Roman" w:eastAsia="Times New Roman"/>
+                <w:b/>
+                <w:sz w:val="20"/>
+              </w:rPr>
+              <w:t>0.559 (6/6)</w:t>
+            </w:r>
+          </w:p>
+        </w:tc>
+      </w:tr>
+      <w:tr>
+        <w:tc>
+          <w:tcPr>
+            <w:tcW w:type="dxa" w:w="2428"/>
+          </w:tcPr>
+          <w:p>
+            <w:r>
+              <w:rPr>
+                <w:rFonts w:ascii="Times New Roman" w:hAnsi="Times New Roman" w:eastAsia="Times New Roman"/>
+                <w:b w:val="0"/>
+                <w:sz w:val="20"/>
+              </w:rPr>
+              <w:t>ΔT × aortic PWV, fiducial-point (supplied; reference)</w:t>
+            </w:r>
+          </w:p>
+        </w:tc>
+        <w:tc>
+          <w:tcPr>
+            <w:tcW w:type="dxa" w:w="2428"/>
+          </w:tcPr>
+          <w:p>
+            <w:r>
+              <w:rPr>
+                <w:rFonts w:ascii="Times New Roman" w:hAnsi="Times New Roman" w:eastAsia="Times New Roman"/>
+                <w:b w:val="0"/>
+                <w:sz w:val="20"/>
+              </w:rPr>
+              <w:t>C</w:t>
+            </w:r>
+          </w:p>
+        </w:tc>
+        <w:tc>
+          <w:tcPr>
+            <w:tcW w:type="dxa" w:w="2428"/>
+          </w:tcPr>
+          <w:p>
+            <w:r>
+              <w:rPr>
+                <w:rFonts w:ascii="Times New Roman" w:hAnsi="Times New Roman" w:eastAsia="Times New Roman"/>
+                <w:b w:val="0"/>
+                <w:sz w:val="20"/>
+              </w:rPr>
+              <w:t>0.343 (4/6)</w:t>
+            </w:r>
+          </w:p>
+        </w:tc>
+        <w:tc>
+          <w:tcPr>
+            <w:tcW w:type="dxa" w:w="2428"/>
+          </w:tcPr>
+          <w:p>
+            <w:r>
+              <w:rPr>
+                <w:rFonts w:ascii="Times New Roman" w:hAnsi="Times New Roman" w:eastAsia="Times New Roman"/>
+                <w:b/>
+                <w:sz w:val="20"/>
+              </w:rPr>
+              <w:t>0.430 (6/6)</w:t>
+            </w:r>
+          </w:p>
+        </w:tc>
+        <w:tc>
+          <w:tcPr>
+            <w:tcW w:type="dxa" w:w="2428"/>
+          </w:tcPr>
+          <w:p>
+            <w:r>
+              <w:rPr>
+                <w:rFonts w:ascii="Times New Roman" w:hAnsi="Times New Roman" w:eastAsia="Times New Roman"/>
+                <w:b w:val="0"/>
+                <w:sz w:val="20"/>
+              </w:rPr>
+              <w:t>0.796 (3/3)</w:t>
+            </w:r>
+          </w:p>
+        </w:tc>
+        <w:tc>
+          <w:tcPr>
+            <w:tcW w:type="dxa" w:w="2428"/>
+          </w:tcPr>
+          <w:p>
+            <w:r>
+              <w:rPr>
+                <w:rFonts w:ascii="Times New Roman" w:hAnsi="Times New Roman" w:eastAsia="Times New Roman"/>
+                <w:b/>
+                <w:sz w:val="20"/>
+              </w:rPr>
+              <w:t>0.710 (6/6)</w:t>
+            </w:r>
+          </w:p>
+        </w:tc>
+      </w:tr>
+      <w:tr>
+        <w:tc>
+          <w:tcPr>
+            <w:tcW w:type="dxa" w:w="2428"/>
+          </w:tcPr>
+          <w:p>
+            <w:r>
+              <w:rPr>
+                <w:rFonts w:ascii="Times New Roman" w:hAnsi="Times New Roman" w:eastAsia="Times New Roman"/>
+                <w:b w:val="0"/>
+                <w:sz w:val="20"/>
+              </w:rPr>
+              <w:t>RI × resistance, frozen fit</w:t>
+            </w:r>
+          </w:p>
+        </w:tc>
+        <w:tc>
+          <w:tcPr>
+            <w:tcW w:type="dxa" w:w="2428"/>
+          </w:tcPr>
+          <w:p>
+            <w:r>
+              <w:rPr>
+                <w:rFonts w:ascii="Times New Roman" w:hAnsi="Times New Roman" w:eastAsia="Times New Roman"/>
+                <w:b w:val="0"/>
+                <w:sz w:val="20"/>
+              </w:rPr>
+              <w:t>C</w:t>
+            </w:r>
+          </w:p>
+        </w:tc>
+        <w:tc>
+          <w:tcPr>
+            <w:tcW w:type="dxa" w:w="2428"/>
+          </w:tcPr>
+          <w:p>
+            <w:r>
+              <w:rPr>
+                <w:rFonts w:ascii="Times New Roman" w:hAnsi="Times New Roman" w:eastAsia="Times New Roman"/>
+                <w:b w:val="0"/>
+                <w:sz w:val="20"/>
+              </w:rPr>
+              <w:t>—</w:t>
+            </w:r>
+          </w:p>
+        </w:tc>
+        <w:tc>
+          <w:tcPr>
+            <w:tcW w:type="dxa" w:w="2428"/>
+          </w:tcPr>
+          <w:p>
+            <w:r>
+              <w:rPr>
+                <w:rFonts w:ascii="Times New Roman" w:hAnsi="Times New Roman" w:eastAsia="Times New Roman"/>
+                <w:b w:val="0"/>
+                <w:sz w:val="20"/>
+              </w:rPr>
+              <w:t>0.184 (4/6)</w:t>
+            </w:r>
+          </w:p>
+        </w:tc>
+        <w:tc>
+          <w:tcPr>
+            <w:tcW w:type="dxa" w:w="2428"/>
+          </w:tcPr>
+          <w:p>
+            <w:r>
+              <w:rPr>
+                <w:rFonts w:ascii="Times New Roman" w:hAnsi="Times New Roman" w:eastAsia="Times New Roman"/>
+                <w:b w:val="0"/>
+                <w:sz w:val="20"/>
+              </w:rPr>
+              <w:t>—</w:t>
+            </w:r>
+          </w:p>
+        </w:tc>
+        <w:tc>
+          <w:tcPr>
+            <w:tcW w:type="dxa" w:w="2428"/>
+          </w:tcPr>
+          <w:p>
+            <w:r>
+              <w:rPr>
+                <w:rFonts w:ascii="Times New Roman" w:hAnsi="Times New Roman" w:eastAsia="Times New Roman"/>
+                <w:b w:val="0"/>
+                <w:sz w:val="20"/>
+              </w:rPr>
+              <w:t>0.171 (4/6)</w:t>
+            </w:r>
+          </w:p>
+        </w:tc>
+      </w:tr>
+      <w:tr>
+        <w:tc>
+          <w:tcPr>
+            <w:tcW w:type="dxa" w:w="2428"/>
+          </w:tcPr>
+          <w:p>
+            <w:r>
+              <w:rPr>
+                <w:rFonts w:ascii="Times New Roman" w:hAnsi="Times New Roman" w:eastAsia="Times New Roman"/>
+                <w:b w:val="0"/>
+                <w:sz w:val="20"/>
+              </w:rPr>
+              <w:t>RI × resistance, derivative domain</w:t>
+            </w:r>
+          </w:p>
+        </w:tc>
+        <w:tc>
+          <w:tcPr>
+            <w:tcW w:type="dxa" w:w="2428"/>
+          </w:tcPr>
+          <w:p>
+            <w:r>
+              <w:rPr>
+                <w:rFonts w:ascii="Times New Roman" w:hAnsi="Times New Roman" w:eastAsia="Times New Roman"/>
+                <w:b w:val="0"/>
+                <w:sz w:val="20"/>
+              </w:rPr>
+              <w:t>C</w:t>
+            </w:r>
+          </w:p>
+        </w:tc>
+        <w:tc>
+          <w:tcPr>
+            <w:tcW w:type="dxa" w:w="2428"/>
+          </w:tcPr>
+          <w:p>
+            <w:r>
+              <w:rPr>
+                <w:rFonts w:ascii="Times New Roman" w:hAnsi="Times New Roman" w:eastAsia="Times New Roman"/>
+                <w:b w:val="0"/>
+                <w:sz w:val="20"/>
+              </w:rPr>
+              <w:t>—</w:t>
+            </w:r>
+          </w:p>
+        </w:tc>
+        <w:tc>
+          <w:tcPr>
+            <w:tcW w:type="dxa" w:w="2428"/>
+          </w:tcPr>
+          <w:p>
+            <w:r>
+              <w:rPr>
+                <w:rFonts w:ascii="Times New Roman" w:hAnsi="Times New Roman" w:eastAsia="Times New Roman"/>
+                <w:b/>
+                <w:sz w:val="20"/>
+              </w:rPr>
+              <w:t>0.416 (6/6)</w:t>
+            </w:r>
+          </w:p>
+        </w:tc>
+        <w:tc>
+          <w:tcPr>
+            <w:tcW w:type="dxa" w:w="2428"/>
+          </w:tcPr>
+          <w:p>
+            <w:r>
+              <w:rPr>
+                <w:rFonts w:ascii="Times New Roman" w:hAnsi="Times New Roman" w:eastAsia="Times New Roman"/>
+                <w:b w:val="0"/>
+                <w:sz w:val="20"/>
+              </w:rPr>
+              <w:t>—</w:t>
+            </w:r>
+          </w:p>
+        </w:tc>
+        <w:tc>
+          <w:tcPr>
+            <w:tcW w:type="dxa" w:w="2428"/>
+          </w:tcPr>
+          <w:p>
+            <w:r>
+              <w:rPr>
+                <w:rFonts w:ascii="Times New Roman" w:hAnsi="Times New Roman" w:eastAsia="Times New Roman"/>
+                <w:b/>
+                <w:sz w:val="20"/>
+              </w:rPr>
+              <w:t>0.394 (6/6)</w:t>
+            </w:r>
+          </w:p>
+        </w:tc>
+      </w:tr>
+      <w:tr>
+        <w:tc>
+          <w:tcPr>
+            <w:tcW w:type="dxa" w:w="2428"/>
+          </w:tcPr>
+          <w:p>
+            <w:r>
+              <w:rPr>
+                <w:rFonts w:ascii="Times New Roman" w:hAnsi="Times New Roman" w:eastAsia="Times New Roman"/>
+                <w:b w:val="0"/>
+                <w:sz w:val="20"/>
+              </w:rPr>
+              <w:t>RI × resistance, fiducial-point (supplied; reference)</w:t>
+            </w:r>
+          </w:p>
+        </w:tc>
+        <w:tc>
+          <w:tcPr>
+            <w:tcW w:type="dxa" w:w="2428"/>
+          </w:tcPr>
+          <w:p>
+            <w:r>
+              <w:rPr>
+                <w:rFonts w:ascii="Times New Roman" w:hAnsi="Times New Roman" w:eastAsia="Times New Roman"/>
+                <w:b w:val="0"/>
+                <w:sz w:val="20"/>
+              </w:rPr>
+              <w:t>C</w:t>
+            </w:r>
+          </w:p>
+        </w:tc>
+        <w:tc>
+          <w:tcPr>
+            <w:tcW w:type="dxa" w:w="2428"/>
+          </w:tcPr>
+          <w:p>
+            <w:r>
+              <w:rPr>
+                <w:rFonts w:ascii="Times New Roman" w:hAnsi="Times New Roman" w:eastAsia="Times New Roman"/>
+                <w:b w:val="0"/>
+                <w:sz w:val="20"/>
+              </w:rPr>
+              <w:t>0.481 (6/6)</w:t>
+            </w:r>
+          </w:p>
+        </w:tc>
+        <w:tc>
+          <w:tcPr>
+            <w:tcW w:type="dxa" w:w="2428"/>
+          </w:tcPr>
+          <w:p>
+            <w:r>
+              <w:rPr>
+                <w:rFonts w:ascii="Times New Roman" w:hAnsi="Times New Roman" w:eastAsia="Times New Roman"/>
+                <w:b/>
+                <w:sz w:val="20"/>
+              </w:rPr>
+              <w:t>0.550 (6/6)</w:t>
+            </w:r>
+          </w:p>
+        </w:tc>
+        <w:tc>
+          <w:tcPr>
+            <w:tcW w:type="dxa" w:w="2428"/>
+          </w:tcPr>
+          <w:p>
+            <w:r>
+              <w:rPr>
+                <w:rFonts w:ascii="Times New Roman" w:hAnsi="Times New Roman" w:eastAsia="Times New Roman"/>
+                <w:b w:val="0"/>
+                <w:sz w:val="20"/>
+              </w:rPr>
+              <w:t>0.888 (3/3)</w:t>
+            </w:r>
+          </w:p>
+        </w:tc>
+        <w:tc>
+          <w:tcPr>
+            <w:tcW w:type="dxa" w:w="2428"/>
+          </w:tcPr>
+          <w:p>
+            <w:r>
+              <w:rPr>
+                <w:rFonts w:ascii="Times New Roman" w:hAnsi="Times New Roman" w:eastAsia="Times New Roman"/>
+                <w:b/>
+                <w:sz w:val="20"/>
+              </w:rPr>
+              <w:t>0.504 (6/6)</w:t>
+            </w:r>
+          </w:p>
+        </w:tc>
+      </w:tr>
+    </w:tbl>
+    <w:p>
+      <w:r>
+        <w:rPr>
+          <w:rFonts w:ascii="Times New Roman" w:hAnsi="Times New Roman" w:eastAsia="Times New Roman"/>
+          <w:sz w:val="20"/>
+          <w:vertAlign w:val="superscript"/>
+        </w:rPr>
+        <w:t>a</w:t>
+      </w:r>
+      <w:r>
+        <w:rPr>
+          <w:rFonts w:ascii="Times New Roman" w:hAnsi="Times New Roman" w:eastAsia="Times New Roman"/>
+          <w:b w:val="0"/>
+          <w:sz w:val="20"/>
+        </w:rPr>
+        <w:t xml:space="preserve"> Exploratory, post hoc analysis; not used for the prespecified decision. Using an improved fit as a primary analysis would require a new preregistration.</w:t>
+      </w:r>
+    </w:p>
+    <w:p>
+      <w:r>
+        <w:rPr>
+          <w:rFonts w:ascii="Times New Roman" w:hAnsi="Times New Roman" w:eastAsia="Times New Roman"/>
+          <w:sz w:val="20"/>
+          <w:vertAlign w:val="superscript"/>
+        </w:rPr>
+        <w:t>b</w:t>
+      </w:r>
+      <w:r>
+        <w:rPr>
+          <w:rFonts w:ascii="Times New Roman" w:hAnsi="Times New Roman" w:eastAsia="Times New Roman"/>
+          <w:b w:val="0"/>
+          <w:sz w:val="20"/>
+        </w:rPr>
+        <w:t xml:space="preserve"> Source: table 6d of 02_tables.md; script 50 (docs/research/results/50_reservoir_bench.txt); lab_log entry 144.</w:t>
+      </w:r>
+    </w:p>
+    <w:p>
+      <w:r>
+        <w:rPr>
+          <w:rFonts w:ascii="Times New Roman" w:hAnsi="Times New Roman" w:eastAsia="Times New Roman"/>
+          <w:sz w:val="20"/>
+          <w:vertAlign w:val="superscript"/>
+        </w:rPr>
+        <w:t>c</w:t>
+      </w:r>
+      <w:r>
+        <w:rPr>
+          <w:rFonts w:ascii="Times New Roman" w:hAnsi="Times New Roman" w:eastAsia="Times New Roman"/>
+          <w:b w:val="0"/>
+          <w:sz w:val="20"/>
+        </w:rPr>
+        <w:t xml:space="preserve"> Tier A, subjects accepted by the method itself; tier B, subjects accepted by every compared method; tier C, all subjects regardless of acceptance. —, value not recorded.</w:t>
+      </w:r>
+    </w:p>
+    <w:p>
+      <w:r>
+        <w:rPr>
+          <w:rFonts w:ascii="Times New Roman" w:hAnsi="Times New Roman" w:eastAsia="Times New Roman"/>
+          <w:sz w:val="20"/>
+          <w:vertAlign w:val="superscript"/>
+        </w:rPr>
+        <w:t>d</w:t>
+      </w:r>
+      <w:r>
+        <w:rPr>
+          <w:rFonts w:ascii="Times New Roman" w:hAnsi="Times New Roman" w:eastAsia="Times New Roman"/>
+          <w:b w:val="0"/>
+          <w:sz w:val="20"/>
+        </w:rPr>
+        <w:t xml:space="preserve"> The prespecified decision was made in all subjects, so the recorded values for all subjects and for types 1 and 4 are listed. The truncated fit of this run is version (6), the 0.65 truncation combined with the delay bound 0.01 s, which in type 3 nearly equals (6b) (tier A 0.826 vs 0.828, tier C 0.586 vs 0.596; lab_log entry 146). No all-subject value of (6b) is recorded.</w:t>
+      </w:r>
+    </w:p>
+    <w:p>
+      <w:r>
+        <w:rPr>
+          <w:rFonts w:ascii="Times New Roman" w:hAnsi="Times New Roman" w:eastAsia="Times New Roman"/>
+          <w:sz w:val="20"/>
+          <w:vertAlign w:val="superscript"/>
+        </w:rPr>
+        <w:t>e</w:t>
+      </w:r>
+      <w:r>
+        <w:rPr>
+          <w:rFonts w:ascii="Times New Roman" w:hAnsi="Times New Roman" w:eastAsia="Times New Roman"/>
+          <w:b w:val="0"/>
+          <w:sz w:val="20"/>
+        </w:rPr>
+        <w:t xml:space="preserve"> Bold, criterion met (median |ρ| ≥ 0.30 with the predicted sign in all 6 strata). Type 4 has only 3 strata with at least 8 subjects, so the 6-stratum criterion cannot be evaluated.</w:t>
+      </w:r>
+    </w:p>
+    <w:p>
+      <w:r>
+        <w:rPr>
+          <w:rFonts w:ascii="Times New Roman" w:hAnsi="Times New Roman" w:eastAsia="Times New Roman"/>
+          <w:sz w:val="20"/>
+          <w:vertAlign w:val="superscript"/>
+        </w:rPr>
+        <w:t>f</w:t>
+      </w:r>
+      <w:r>
+        <w:rPr>
+          <w:rFonts w:ascii="Times New Roman" w:hAnsi="Times New Roman" w:eastAsia="Times New Roman"/>
+          <w:b w:val="0"/>
+          <w:sz w:val="20"/>
+        </w:rPr>
+        <w:t xml:space="preserve"> In all subjects the truncated fit gives ΔT 0.559 (6/6) in tier C, above the frozen fit (0.223) but below fiducial-point analysis in the same subjects (0.710). Tier A in all subjects is 0.808 but does not meet the criterion in every stratum. In type 1 truncation stays low (0.193, 0.219): within an age stratum aortic PWV varies about 1/12 as much as in type 3, so every method gives small values (table 6b). Truncation exceeded fiducial-point analysis in type 3 partly because the fiducial-point value within type 3 is lower than in all subjects (table 8, footnote). RI of the derivative domain is 0.394 in all subjects, below fiducial-point analysis (0.504).</w:t>
       </w:r>
     </w:p>
     <w:p>
@@ -10385,7 +11571,7 @@
           <w:sz w:val="20"/>
           <w:vertAlign w:val="superscript"/>
         </w:rPr>
-        <w:t>a, b, c, d, e, f</w:t>
+        <w:t>a, b, c, d, e, f, g</w:t>
       </w:r>
       <w:r>
         <w:rPr>
@@ -12032,7 +13218,7 @@
           <w:b w:val="0"/>
           <w:sz w:val="20"/>
         </w:rPr>
-        <w:t xml:space="preserve"> The fiducial-point reference (tier C) is computed on the noise-free beats, so in the noise columns it is not a like-for-like comparison.</w:t>
+        <w:t xml:space="preserve"> The fiducial-point reference (tier C) is computed on the noise-free beats, so in the noise columns it is not a like-for-like comparison (refitting fiducial points on the noisy beats has not been done); its tier-B value moves only because the common subset changes.</w:t>
       </w:r>
     </w:p>
     <w:p>
@@ -12043,6 +13229,24 @@
           <w:vertAlign w:val="superscript"/>
         </w:rPr>
         <w:t>f</w:t>
+      </w:r>
+      <w:r>
+        <w:rPr>
+          <w:rFonts w:ascii="Times New Roman" w:hAnsi="Times New Roman" w:eastAsia="Times New Roman"/>
+          <w:b w:val="0"/>
+          <w:sz w:val="20"/>
+        </w:rPr>
+        <w:t xml:space="preserve"> Readings fixed before the run and results (lab_log entries 153 §5, 158). Tier B asks whether the RI of the truncated fit meets the criterion only in tier A because of fit quality or because of selection (entry 149, question 1). Rule: tier B of the truncated fit at least 0.30 in all strata, fit quality; within 0.10 of the frozen fit's tier B, selection; in between, both. Result 0.381 (6/6), 0.197 above the frozen fit: fit quality by the rule, but tier B is a subset favourable to decomposition, tier C is 0.107 and noise lowers it to 0.266 and 0.168, so it was read as both. Noise rule: at 1% noise, a pass rate of the derivative-domain fit below 0.30 or type-3 tier-C ΔT × aortic PWV below 0.30 means fragile; at 1% the values were 0.326 and 0.337 (not met); at 2% the pass rate fell to 0.290, below the same threshold. Bold used the stratum directions in the result files; the stratum counts are not copied into this table.</w:t>
+      </w:r>
+    </w:p>
+    <w:p>
+      <w:r>
+        <w:rPr>
+          <w:rFonts w:ascii="Times New Roman" w:hAnsi="Times New Roman" w:eastAsia="Times New Roman"/>
+          <w:sz w:val="20"/>
+          <w:vertAlign w:val="superscript"/>
+        </w:rPr>
+        <w:t>g</w:t>
       </w:r>
       <w:r>
         <w:rPr>
@@ -14064,8 +15268,805 @@
         <w:t xml:space="preserve"> Bold, criterion met (median |ρ| ≥ 0.30 with the predicted sign in every stratum).</w:t>
       </w:r>
     </w:p>
+    <w:p>
+      <w:pPr>
+        <w:sectPr>
+          <w:pgSz w:w="11906" w:h="16838"/>
+          <w:pgMar w:top="1134" w:right="1134" w:bottom="1134" w:left="1134" w:header="720" w:footer="720" w:gutter="0"/>
+          <w:cols w:space="720"/>
+          <w:docGrid w:linePitch="360"/>
+        </w:sectPr>
+      </w:pPr>
+    </w:p>
+    <w:p>
+      <w:r>
+        <w:rPr>
+          <w:rFonts w:ascii="Times New Roman" w:hAnsi="Times New Roman" w:eastAsia="Times New Roman"/>
+          <w:b/>
+          <w:sz w:val="20"/>
+        </w:rPr>
+        <w:t xml:space="preserve">Table S3. </w:t>
+      </w:r>
+      <w:r>
+        <w:rPr>
+          <w:rFonts w:ascii="Times New Roman" w:hAnsi="Times New Roman" w:eastAsia="Times New Roman"/>
+          <w:b w:val="0"/>
+          <w:sz w:val="20"/>
+        </w:rPr>
+        <w:t>Additional checks: acceptance bias (C6), position of the first component (C7) and main effects of the factors (C8) (type 3; exploratory, post hoc)</w:t>
+      </w:r>
+      <w:r>
+        <w:rPr>
+          <w:rFonts w:ascii="Times New Roman" w:hAnsi="Times New Roman" w:eastAsia="Times New Roman"/>
+          <w:b w:val="0"/>
+          <w:sz w:val="20"/>
+          <w:vertAlign w:val="superscript"/>
+        </w:rPr>
+        <w:t>a, b, c, d, e</w:t>
+      </w:r>
+      <w:r>
+        <w:rPr>
+          <w:rFonts w:ascii="Times New Roman" w:hAnsi="Times New Roman" w:eastAsia="Times New Roman"/>
+          <w:b w:val="0"/>
+          <w:sz w:val="20"/>
+        </w:rPr>
+        <w:t>.</w:t>
+      </w:r>
+    </w:p>
+    <w:tbl>
+      <w:tblPr>
+        <w:tblStyle w:val="TableGrid"/>
+        <w:tblW w:type="auto" w:w="0"/>
+        <w:tblLayout w:type="autofit"/>
+        <w:tblLook w:firstColumn="1" w:firstRow="1" w:lastColumn="0" w:lastRow="0" w:noHBand="0" w:noVBand="1" w:val="04A0"/>
+      </w:tblPr>
+      <w:tblGrid>
+        <w:gridCol w:w="2081"/>
+        <w:gridCol w:w="2081"/>
+        <w:gridCol w:w="2081"/>
+        <w:gridCol w:w="2081"/>
+        <w:gridCol w:w="2081"/>
+        <w:gridCol w:w="2081"/>
+        <w:gridCol w:w="2081"/>
+      </w:tblGrid>
+      <w:tr>
+        <w:trPr>
+          <w:tblHeader w:val="true"/>
+        </w:trPr>
+        <w:tc>
+          <w:tcPr>
+            <w:tcW w:type="dxa" w:w="2081"/>
+          </w:tcPr>
+          <w:p>
+            <w:r>
+              <w:rPr>
+                <w:rFonts w:ascii="Times New Roman" w:hAnsi="Times New Roman" w:eastAsia="Times New Roman"/>
+                <w:b/>
+                <w:sz w:val="18"/>
+              </w:rPr>
+              <w:t>Check</w:t>
+            </w:r>
+          </w:p>
+        </w:tc>
+        <w:tc>
+          <w:tcPr>
+            <w:tcW w:type="dxa" w:w="2081"/>
+          </w:tcPr>
+          <w:p>
+            <w:r>
+              <w:rPr>
+                <w:rFonts w:ascii="Times New Roman" w:hAnsi="Times New Roman" w:eastAsia="Times New Roman"/>
+                <w:b/>
+                <w:sz w:val="18"/>
+              </w:rPr>
+              <w:t>Reading fixed before the run</w:t>
+            </w:r>
+          </w:p>
+        </w:tc>
+        <w:tc>
+          <w:tcPr>
+            <w:tcW w:type="dxa" w:w="2081"/>
+          </w:tcPr>
+          <w:p>
+            <w:r>
+              <w:rPr>
+                <w:rFonts w:ascii="Times New Roman" w:hAnsi="Times New Roman" w:eastAsia="Times New Roman"/>
+                <w:b/>
+                <w:sz w:val="18"/>
+              </w:rPr>
+              <w:t>Frozen</w:t>
+            </w:r>
+          </w:p>
+        </w:tc>
+        <w:tc>
+          <w:tcPr>
+            <w:tcW w:type="dxa" w:w="2081"/>
+          </w:tcPr>
+          <w:p>
+            <w:r>
+              <w:rPr>
+                <w:rFonts w:ascii="Times New Roman" w:hAnsi="Times New Roman" w:eastAsia="Times New Roman"/>
+                <w:b/>
+                <w:sz w:val="18"/>
+              </w:rPr>
+              <w:t>Truncated at 0.65T (6b)</w:t>
+            </w:r>
+          </w:p>
+        </w:tc>
+        <w:tc>
+          <w:tcPr>
+            <w:tcW w:type="dxa" w:w="2081"/>
+          </w:tcPr>
+          <w:p>
+            <w:r>
+              <w:rPr>
+                <w:rFonts w:ascii="Times New Roman" w:hAnsi="Times New Roman" w:eastAsia="Times New Roman"/>
+                <w:b/>
+                <w:sz w:val="18"/>
+              </w:rPr>
+              <w:t>Derivative domain (9)</w:t>
+            </w:r>
+          </w:p>
+        </w:tc>
+        <w:tc>
+          <w:tcPr>
+            <w:tcW w:type="dxa" w:w="2081"/>
+          </w:tcPr>
+          <w:p>
+            <w:r>
+              <w:rPr>
+                <w:rFonts w:ascii="Times New Roman" w:hAnsi="Times New Roman" w:eastAsia="Times New Roman"/>
+                <w:b/>
+                <w:sz w:val="18"/>
+              </w:rPr>
+              <w:t>Fiducial-point (supplied; reference)</w:t>
+            </w:r>
+          </w:p>
+        </w:tc>
+        <w:tc>
+          <w:tcPr>
+            <w:tcW w:type="dxa" w:w="2081"/>
+          </w:tcPr>
+          <w:p>
+            <w:r>
+              <w:rPr>
+                <w:rFonts w:ascii="Times New Roman" w:hAnsi="Times New Roman" w:eastAsia="Times New Roman"/>
+                <w:b/>
+                <w:sz w:val="18"/>
+              </w:rPr>
+              <w:t>Result</w:t>
+            </w:r>
+          </w:p>
+        </w:tc>
+      </w:tr>
+      <w:tr>
+        <w:tc>
+          <w:tcPr>
+            <w:tcW w:type="dxa" w:w="2081"/>
+          </w:tcPr>
+          <w:p>
+            <w:r>
+              <w:rPr>
+                <w:rFonts w:ascii="Times New Roman" w:hAnsi="Times New Roman" w:eastAsia="Times New Roman"/>
+                <w:b w:val="0"/>
+                <w:sz w:val="18"/>
+              </w:rPr>
+              <w:t>C6 Acceptance × aortic PWV, within-stratum ρ</w:t>
+            </w:r>
+          </w:p>
+        </w:tc>
+        <w:tc>
+          <w:tcPr>
+            <w:tcW w:type="dxa" w:w="2081"/>
+          </w:tcPr>
+          <w:p>
+            <w:r>
+              <w:rPr>
+                <w:rFonts w:ascii="Times New Roman" w:hAnsi="Times New Roman" w:eastAsia="Times New Roman"/>
+                <w:b w:val="0"/>
+                <w:sz w:val="18"/>
+              </w:rPr>
+              <w:t>ρ below −0.10: tier A leans to the low-PWV side</w:t>
+            </w:r>
+          </w:p>
+        </w:tc>
+        <w:tc>
+          <w:tcPr>
+            <w:tcW w:type="dxa" w:w="2081"/>
+          </w:tcPr>
+          <w:p>
+            <w:r>
+              <w:rPr>
+                <w:rFonts w:ascii="Times New Roman" w:hAnsi="Times New Roman" w:eastAsia="Times New Roman"/>
+                <w:b w:val="0"/>
+                <w:sz w:val="18"/>
+              </w:rPr>
+              <w:t>−0.124</w:t>
+            </w:r>
+          </w:p>
+        </w:tc>
+        <w:tc>
+          <w:tcPr>
+            <w:tcW w:type="dxa" w:w="2081"/>
+          </w:tcPr>
+          <w:p>
+            <w:r>
+              <w:rPr>
+                <w:rFonts w:ascii="Times New Roman" w:hAnsi="Times New Roman" w:eastAsia="Times New Roman"/>
+                <w:b w:val="0"/>
+                <w:sz w:val="18"/>
+              </w:rPr>
+              <w:t>+0.026 (pass rate by PWV tertile 0.595, 0.278, 0.451)</w:t>
+            </w:r>
+          </w:p>
+        </w:tc>
+        <w:tc>
+          <w:tcPr>
+            <w:tcW w:type="dxa" w:w="2081"/>
+          </w:tcPr>
+          <w:p>
+            <w:r>
+              <w:rPr>
+                <w:rFonts w:ascii="Times New Roman" w:hAnsi="Times New Roman" w:eastAsia="Times New Roman"/>
+                <w:b w:val="0"/>
+                <w:sz w:val="18"/>
+              </w:rPr>
+              <w:t>−0.542 (same, 0.777, 0.522, 0.361)</w:t>
+            </w:r>
+          </w:p>
+        </w:tc>
+        <w:tc>
+          <w:tcPr>
+            <w:tcW w:type="dxa" w:w="2081"/>
+          </w:tcPr>
+          <w:p>
+            <w:r>
+              <w:rPr>
+                <w:rFonts w:ascii="Times New Roman" w:hAnsi="Times New Roman" w:eastAsia="Times New Roman"/>
+                <w:b w:val="0"/>
+                <w:sz w:val="18"/>
+              </w:rPr>
+              <w:t>—</w:t>
+            </w:r>
+          </w:p>
+        </w:tc>
+        <w:tc>
+          <w:tcPr>
+            <w:tcW w:type="dxa" w:w="2081"/>
+          </w:tcPr>
+          <w:p>
+            <w:r>
+              <w:rPr>
+                <w:rFonts w:ascii="Times New Roman" w:hAnsi="Times New Roman" w:eastAsia="Times New Roman"/>
+                <w:b w:val="0"/>
+                <w:sz w:val="18"/>
+              </w:rPr>
+              <w:t>Frozen and derivative-domain fits lean; truncation does not</w:t>
+            </w:r>
+          </w:p>
+        </w:tc>
+      </w:tr>
+      <w:tr>
+        <w:tc>
+          <w:tcPr>
+            <w:tcW w:type="dxa" w:w="2081"/>
+          </w:tcPr>
+          <w:p>
+            <w:r>
+              <w:rPr>
+                <w:rFonts w:ascii="Times New Roman" w:hAnsi="Times New Roman" w:eastAsia="Times New Roman"/>
+                <w:b w:val="0"/>
+                <w:sz w:val="18"/>
+              </w:rPr>
+              <w:t>C7a First component minus forward-wave peak (median)</w:t>
+            </w:r>
+          </w:p>
+        </w:tc>
+        <w:tc>
+          <w:tcPr>
+            <w:tcW w:type="dxa" w:w="2081"/>
+          </w:tcPr>
+          <w:p>
+            <w:r>
+              <w:rPr>
+                <w:rFonts w:ascii="Times New Roman" w:hAnsi="Times New Roman" w:eastAsia="Times New Roman"/>
+                <w:b w:val="0"/>
+                <w:sz w:val="18"/>
+              </w:rPr>
+              <w:t>Within 20 ms: the first component is the forward wave</w:t>
+            </w:r>
+          </w:p>
+        </w:tc>
+        <w:tc>
+          <w:tcPr>
+            <w:tcW w:type="dxa" w:w="2081"/>
+          </w:tcPr>
+          <w:p>
+            <w:r>
+              <w:rPr>
+                <w:rFonts w:ascii="Times New Roman" w:hAnsi="Times New Roman" w:eastAsia="Times New Roman"/>
+                <w:b w:val="0"/>
+                <w:sz w:val="18"/>
+              </w:rPr>
+              <w:t>+34 to +50 ms in all 3 fits</w:t>
+            </w:r>
+          </w:p>
+        </w:tc>
+        <w:tc>
+          <w:tcPr>
+            <w:tcW w:type="dxa" w:w="2081"/>
+          </w:tcPr>
+          <w:p>
+            <w:r>
+              <w:rPr>
+                <w:rFonts w:ascii="Times New Roman" w:hAnsi="Times New Roman" w:eastAsia="Times New Roman"/>
+                <w:b w:val="0"/>
+                <w:sz w:val="18"/>
+              </w:rPr>
+              <w:t>same as left</w:t>
+            </w:r>
+          </w:p>
+        </w:tc>
+        <w:tc>
+          <w:tcPr>
+            <w:tcW w:type="dxa" w:w="2081"/>
+          </w:tcPr>
+          <w:p>
+            <w:r>
+              <w:rPr>
+                <w:rFonts w:ascii="Times New Roman" w:hAnsi="Times New Roman" w:eastAsia="Times New Roman"/>
+                <w:b w:val="0"/>
+                <w:sz w:val="18"/>
+              </w:rPr>
+              <w:t>same as left</w:t>
+            </w:r>
+          </w:p>
+        </w:tc>
+        <w:tc>
+          <w:tcPr>
+            <w:tcW w:type="dxa" w:w="2081"/>
+          </w:tcPr>
+          <w:p>
+            <w:r>
+              <w:rPr>
+                <w:rFonts w:ascii="Times New Roman" w:hAnsi="Times New Roman" w:eastAsia="Times New Roman"/>
+                <w:b w:val="0"/>
+                <w:sz w:val="18"/>
+              </w:rPr>
+              <w:t>—</w:t>
+            </w:r>
+          </w:p>
+        </w:tc>
+        <w:tc>
+          <w:tcPr>
+            <w:tcW w:type="dxa" w:w="2081"/>
+          </w:tcPr>
+          <w:p>
+            <w:r>
+              <w:rPr>
+                <w:rFonts w:ascii="Times New Roman" w:hAnsi="Times New Roman" w:eastAsia="Times New Roman"/>
+                <w:b w:val="0"/>
+                <w:sz w:val="18"/>
+              </w:rPr>
+              <w:t>Not met by any fit; the first component sits at the PPG systolic peak (difference −5 to −8 ms, tier C)</w:t>
+            </w:r>
+          </w:p>
+        </w:tc>
+      </w:tr>
+      <w:tr>
+        <w:tc>
+          <w:tcPr>
+            <w:tcW w:type="dxa" w:w="2081"/>
+          </w:tcPr>
+          <w:p>
+            <w:r>
+              <w:rPr>
+                <w:rFonts w:ascii="Times New Roman" w:hAnsi="Times New Roman" w:eastAsia="Times New Roman"/>
+                <w:b w:val="0"/>
+                <w:sz w:val="18"/>
+              </w:rPr>
+              <w:t>C7b Time of the first component × aortic PWV, within-stratum ρ</w:t>
+            </w:r>
+          </w:p>
+        </w:tc>
+        <w:tc>
+          <w:tcPr>
+            <w:tcW w:type="dxa" w:w="2081"/>
+          </w:tcPr>
+          <w:p>
+            <w:r>
+              <w:rPr>
+                <w:rFonts w:ascii="Times New Roman" w:hAnsi="Times New Roman" w:eastAsia="Times New Roman"/>
+                <w:b w:val="0"/>
+                <w:sz w:val="18"/>
+              </w:rPr>
+              <w:t>|ρ| ≥ 0.30: part of the ΔT variation comes from the first component</w:t>
+            </w:r>
+          </w:p>
+        </w:tc>
+        <w:tc>
+          <w:tcPr>
+            <w:tcW w:type="dxa" w:w="2081"/>
+          </w:tcPr>
+          <w:p>
+            <w:r>
+              <w:rPr>
+                <w:rFonts w:ascii="Times New Roman" w:hAnsi="Times New Roman" w:eastAsia="Times New Roman"/>
+                <w:b w:val="0"/>
+                <w:sz w:val="18"/>
+              </w:rPr>
+              <w:t>−0.129 (tier C)</w:t>
+            </w:r>
+          </w:p>
+        </w:tc>
+        <w:tc>
+          <w:tcPr>
+            <w:tcW w:type="dxa" w:w="2081"/>
+          </w:tcPr>
+          <w:p>
+            <w:r>
+              <w:rPr>
+                <w:rFonts w:ascii="Times New Roman" w:hAnsi="Times New Roman" w:eastAsia="Times New Roman"/>
+                <w:b w:val="0"/>
+                <w:sz w:val="18"/>
+              </w:rPr>
+              <w:t>−0.489 (tier C), −0.794 (tier A)</w:t>
+            </w:r>
+          </w:p>
+        </w:tc>
+        <w:tc>
+          <w:tcPr>
+            <w:tcW w:type="dxa" w:w="2081"/>
+          </w:tcPr>
+          <w:p>
+            <w:r>
+              <w:rPr>
+                <w:rFonts w:ascii="Times New Roman" w:hAnsi="Times New Roman" w:eastAsia="Times New Roman"/>
+                <w:b w:val="0"/>
+                <w:sz w:val="18"/>
+              </w:rPr>
+              <w:t>−0.729 (tier C)</w:t>
+            </w:r>
+          </w:p>
+        </w:tc>
+        <w:tc>
+          <w:tcPr>
+            <w:tcW w:type="dxa" w:w="2081"/>
+          </w:tcPr>
+          <w:p>
+            <w:r>
+              <w:rPr>
+                <w:rFonts w:ascii="Times New Roman" w:hAnsi="Times New Roman" w:eastAsia="Times New Roman"/>
+                <w:b w:val="0"/>
+                <w:sz w:val="18"/>
+              </w:rPr>
+              <w:t>—</w:t>
+            </w:r>
+          </w:p>
+        </w:tc>
+        <w:tc>
+          <w:tcPr>
+            <w:tcW w:type="dxa" w:w="2081"/>
+          </w:tcPr>
+          <w:p>
+            <w:r>
+              <w:rPr>
+                <w:rFonts w:ascii="Times New Roman" w:hAnsi="Times New Roman" w:eastAsia="Times New Roman"/>
+                <w:b w:val="0"/>
+                <w:sz w:val="18"/>
+              </w:rPr>
+              <w:t>Met by truncation and the derivative domain; in tier A of truncation the first component is 31 ms before the systolic peak</w:t>
+            </w:r>
+          </w:p>
+        </w:tc>
+      </w:tr>
+      <w:tr>
+        <w:tc>
+          <w:tcPr>
+            <w:tcW w:type="dxa" w:w="2081"/>
+          </w:tcPr>
+          <w:p>
+            <w:r>
+              <w:rPr>
+                <w:rFonts w:ascii="Times New Roman" w:hAnsi="Times New Roman" w:eastAsia="Times New Roman"/>
+                <w:b w:val="0"/>
+                <w:sz w:val="18"/>
+              </w:rPr>
+              <w:t>C8 Main effects of the factors on ΔT</w:t>
+            </w:r>
+          </w:p>
+        </w:tc>
+        <w:tc>
+          <w:tcPr>
+            <w:tcW w:type="dxa" w:w="2081"/>
+          </w:tcPr>
+          <w:p>
+            <w:r>
+              <w:rPr>
+                <w:rFonts w:ascii="Times New Roman" w:hAnsi="Times New Roman" w:eastAsia="Times New Roman"/>
+                <w:b w:val="0"/>
+                <w:sz w:val="18"/>
+              </w:rPr>
+              <w:t>Negative PWV effect and smaller heart-rate and ejection-time effects than the frozen fit: those effects are reduced</w:t>
+            </w:r>
+          </w:p>
+        </w:tc>
+        <w:tc>
+          <w:tcPr>
+            <w:tcW w:type="dxa" w:w="2081"/>
+          </w:tcPr>
+          <w:p>
+            <w:r>
+              <w:rPr>
+                <w:rFonts w:ascii="Times New Roman" w:hAnsi="Times New Roman" w:eastAsia="Times New Roman"/>
+                <w:b w:val="0"/>
+                <w:sz w:val="18"/>
+              </w:rPr>
+              <w:t>PWV −15.9% (−0.23), heart rate −16.8% (−0.58)</w:t>
+            </w:r>
+          </w:p>
+        </w:tc>
+        <w:tc>
+          <w:tcPr>
+            <w:tcW w:type="dxa" w:w="2081"/>
+          </w:tcPr>
+          <w:p>
+            <w:r>
+              <w:rPr>
+                <w:rFonts w:ascii="Times New Roman" w:hAnsi="Times New Roman" w:eastAsia="Times New Roman"/>
+                <w:b w:val="0"/>
+                <w:sz w:val="18"/>
+              </w:rPr>
+              <w:t>PWV −40.9% (−0.56), heart rate −18.3% (−0.41), mean arterial pressure −11.9%</w:t>
+            </w:r>
+          </w:p>
+        </w:tc>
+        <w:tc>
+          <w:tcPr>
+            <w:tcW w:type="dxa" w:w="2081"/>
+          </w:tcPr>
+          <w:p>
+            <w:r>
+              <w:rPr>
+                <w:rFonts w:ascii="Times New Roman" w:hAnsi="Times New Roman" w:eastAsia="Times New Roman"/>
+                <w:b w:val="0"/>
+                <w:sz w:val="18"/>
+              </w:rPr>
+              <w:t>PWV −54.8% (−0.64), heart rate −3.9% (−0.18), mean arterial pressure −13.7%, stroke volume +15.6%</w:t>
+            </w:r>
+          </w:p>
+        </w:tc>
+        <w:tc>
+          <w:tcPr>
+            <w:tcW w:type="dxa" w:w="2081"/>
+          </w:tcPr>
+          <w:p>
+            <w:r>
+              <w:rPr>
+                <w:rFonts w:ascii="Times New Roman" w:hAnsi="Times New Roman" w:eastAsia="Times New Roman"/>
+                <w:b w:val="0"/>
+                <w:sz w:val="18"/>
+              </w:rPr>
+              <w:t>PWV −21.1% (−0.40), heart rate −5.3%, stroke volume +20.4% (+0.60)</w:t>
+            </w:r>
+          </w:p>
+        </w:tc>
+        <w:tc>
+          <w:tcPr>
+            <w:tcW w:type="dxa" w:w="2081"/>
+          </w:tcPr>
+          <w:p>
+            <w:r>
+              <w:rPr>
+                <w:rFonts w:ascii="Times New Roman" w:hAnsi="Times New Roman" w:eastAsia="Times New Roman"/>
+                <w:b w:val="0"/>
+                <w:sz w:val="18"/>
+              </w:rPr>
+              <w:t>Met by the derivative domain; not by truncation (only the PWV effect grew)</w:t>
+            </w:r>
+          </w:p>
+        </w:tc>
+      </w:tr>
+      <w:tr>
+        <w:tc>
+          <w:tcPr>
+            <w:tcW w:type="dxa" w:w="2081"/>
+          </w:tcPr>
+          <w:p>
+            <w:r>
+              <w:rPr>
+                <w:rFonts w:ascii="Times New Roman" w:hAnsi="Times New Roman" w:eastAsia="Times New Roman"/>
+                <w:b w:val="0"/>
+                <w:sz w:val="18"/>
+              </w:rPr>
+              <w:t>C8 Main effects of the factors on RI</w:t>
+            </w:r>
+          </w:p>
+        </w:tc>
+        <w:tc>
+          <w:tcPr>
+            <w:tcW w:type="dxa" w:w="2081"/>
+          </w:tcPr>
+          <w:p>
+            <w:r>
+              <w:rPr>
+                <w:rFonts w:ascii="Times New Roman" w:hAnsi="Times New Roman" w:eastAsia="Times New Roman"/>
+                <w:b w:val="0"/>
+                <w:sz w:val="18"/>
+              </w:rPr>
+              <w:t>Not fixed (descriptive)</w:t>
+            </w:r>
+          </w:p>
+        </w:tc>
+        <w:tc>
+          <w:tcPr>
+            <w:tcW w:type="dxa" w:w="2081"/>
+          </w:tcPr>
+          <w:p>
+            <w:r>
+              <w:rPr>
+                <w:rFonts w:ascii="Times New Roman" w:hAnsi="Times New Roman" w:eastAsia="Times New Roman"/>
+                <w:b w:val="0"/>
+                <w:sz w:val="18"/>
+              </w:rPr>
+              <w:t>PWV largest (value not recorded)</w:t>
+            </w:r>
+          </w:p>
+        </w:tc>
+        <w:tc>
+          <w:tcPr>
+            <w:tcW w:type="dxa" w:w="2081"/>
+          </w:tcPr>
+          <w:p>
+            <w:r>
+              <w:rPr>
+                <w:rFonts w:ascii="Times New Roman" w:hAnsi="Times New Roman" w:eastAsia="Times New Roman"/>
+                <w:b w:val="0"/>
+                <w:sz w:val="18"/>
+              </w:rPr>
+              <w:t>PWV +84%</w:t>
+            </w:r>
+          </w:p>
+        </w:tc>
+        <w:tc>
+          <w:tcPr>
+            <w:tcW w:type="dxa" w:w="2081"/>
+          </w:tcPr>
+          <w:p>
+            <w:r>
+              <w:rPr>
+                <w:rFonts w:ascii="Times New Roman" w:hAnsi="Times New Roman" w:eastAsia="Times New Roman"/>
+                <w:b w:val="0"/>
+                <w:sz w:val="18"/>
+              </w:rPr>
+              <w:t>PWV +86%</w:t>
+            </w:r>
+          </w:p>
+        </w:tc>
+        <w:tc>
+          <w:tcPr>
+            <w:tcW w:type="dxa" w:w="2081"/>
+          </w:tcPr>
+          <w:p>
+            <w:r>
+              <w:rPr>
+                <w:rFonts w:ascii="Times New Roman" w:hAnsi="Times New Roman" w:eastAsia="Times New Roman"/>
+                <w:b w:val="0"/>
+                <w:sz w:val="18"/>
+              </w:rPr>
+              <w:t>PWV +46%</w:t>
+            </w:r>
+          </w:p>
+        </w:tc>
+        <w:tc>
+          <w:tcPr>
+            <w:tcW w:type="dxa" w:w="2081"/>
+          </w:tcPr>
+          <w:p>
+            <w:r>
+              <w:rPr>
+                <w:rFonts w:ascii="Times New Roman" w:hAnsi="Times New Roman" w:eastAsia="Times New Roman"/>
+                <w:b w:val="0"/>
+                <w:sz w:val="18"/>
+              </w:rPr>
+              <w:t>PWV has the largest effect in every fit; mean arterial pressure +24 to 35%</w:t>
+            </w:r>
+          </w:p>
+        </w:tc>
+      </w:tr>
+    </w:tbl>
+    <w:p>
+      <w:r>
+        <w:rPr>
+          <w:rFonts w:ascii="Times New Roman" w:hAnsi="Times New Roman" w:eastAsia="Times New Roman"/>
+          <w:sz w:val="20"/>
+          <w:vertAlign w:val="superscript"/>
+        </w:rPr>
+        <w:t>a</w:t>
+      </w:r>
+      <w:r>
+        <w:rPr>
+          <w:rFonts w:ascii="Times New Roman" w:hAnsi="Times New Roman" w:eastAsia="Times New Roman"/>
+          <w:b w:val="0"/>
+          <w:sz w:val="20"/>
+        </w:rPr>
+        <w:t xml:space="preserve"> Exploratory, post hoc analysis; not used for the prespecified decision. Using an improved fit as a primary analysis would require a new preregistration.</w:t>
+      </w:r>
+    </w:p>
+    <w:p>
+      <w:r>
+        <w:rPr>
+          <w:rFonts w:ascii="Times New Roman" w:hAnsi="Times New Roman" w:eastAsia="Times New Roman"/>
+          <w:sz w:val="20"/>
+          <w:vertAlign w:val="superscript"/>
+        </w:rPr>
+        <w:t>b</w:t>
+      </w:r>
+      <w:r>
+        <w:rPr>
+          <w:rFonts w:ascii="Times New Roman" w:hAnsi="Times New Roman" w:eastAsia="Times New Roman"/>
+          <w:b w:val="0"/>
+          <w:sz w:val="20"/>
+        </w:rPr>
+        <w:t xml:space="preserve"> Source: table 6e of 02_tables.md; script 50 (docs/research/results/50_reservoir_bench_B3.txt); lab_log entries 153, 158.</w:t>
+      </w:r>
+    </w:p>
+    <w:p>
+      <w:r>
+        <w:rPr>
+          <w:rFonts w:ascii="Times New Roman" w:hAnsi="Times New Roman" w:eastAsia="Times New Roman"/>
+          <w:sz w:val="20"/>
+          <w:vertAlign w:val="superscript"/>
+        </w:rPr>
+        <w:t>c</w:t>
+      </w:r>
+      <w:r>
+        <w:rPr>
+          <w:rFonts w:ascii="Times New Roman" w:hAnsi="Times New Roman" w:eastAsia="Times New Roman"/>
+          <w:b w:val="0"/>
+          <w:sz w:val="20"/>
+        </w:rPr>
+        <w:t xml:space="preserve"> Tier A, subjects accepted by the method itself; tier B, subjects accepted by every compared method; tier C, all subjects regardless of acceptance</w:t>
+      </w:r>
+    </w:p>
+    <w:p>
+      <w:r>
+        <w:rPr>
+          <w:rFonts w:ascii="Times New Roman" w:hAnsi="Times New Roman" w:eastAsia="Times New Roman"/>
+          <w:sz w:val="20"/>
+          <w:vertAlign w:val="superscript"/>
+        </w:rPr>
+        <w:t>d</w:t>
+      </w:r>
+      <w:r>
+        <w:rPr>
+          <w:rFonts w:ascii="Times New Roman" w:hAnsi="Times New Roman" w:eastAsia="Times New Roman"/>
+          <w:b w:val="0"/>
+          <w:sz w:val="20"/>
+        </w:rPr>
+        <w:t xml:space="preserve"> The readings were fixed before the run (lab_log entry 153 §5); results from lab_log entry 158 §2. C6 is the within-stratum Spearman ρ between acceptance (1, accepted; 0, not) and aortic PWV over all subjects (tier C). In C7, t1 is the peak time of the first component and the forward-wave peak comes from linear separation of the digital pressure and flow (script 51). C8 uses the main effects of table 3 (difference between the +1 SD and −1 SD means ÷ stratum mean, %; in parentheses the within-stratum ρ), type 3, tier C.</w:t>
+      </w:r>
+    </w:p>
+    <w:p>
+      <w:r>
+        <w:rPr>
+          <w:rFonts w:ascii="Times New Roman" w:hAnsi="Times New Roman" w:eastAsia="Times New Roman"/>
+          <w:sz w:val="20"/>
+          <w:vertAlign w:val="superscript"/>
+        </w:rPr>
+        <w:t>e</w:t>
+      </w:r>
+      <w:r>
+        <w:rPr>
+          <w:rFonts w:ascii="Times New Roman" w:hAnsi="Times New Roman" w:eastAsia="Times New Roman"/>
+          <w:b w:val="0"/>
+          <w:sz w:val="20"/>
+        </w:rPr>
+        <w:t xml:space="preserve"> The ΔT gain of the truncated fit is not explained by movement of the second component alone: the time of the first component also moves with aortic PWV (−0.489). Tier A of the derivative domain leans to the low-PWV side (−0.542), so its tier-A value (0.523) is below its tier-C value (0.687).</w:t>
+      </w:r>
+    </w:p>
     <w:sectPr>
-      <w:pgSz w:w="11906" w:h="16838"/>
+      <w:pgSz w:w="16838" w:h="11906" w:orient="landscape"/>
       <w:pgMar w:top="1134" w:right="1134" w:bottom="1134" w:left="1134" w:header="720" w:footer="720" w:gutter="0"/>
       <w:cols w:space="720"/>
       <w:docGrid w:linePitch="360"/>
